--- a/Jeff/Walton_Channel_Sweep_29Sep.docx
+++ b/Jeff/Walton_Channel_Sweep_29Sep.docx
@@ -1444,6 +1444,42 @@
         <w:pBdr>
           <w:left w:val="single" w:color="1D6144" w:sz="18" w:space="10"/>
         </w:pBdr>
+        <w:spacing w:after="140" w:before="40"/>
+        <w:ind w:left="120"/>
+      </w:pPr>
+      <w:r>
+        <w:rPr>
+          <w:rFonts w:ascii="Consolas" w:cs="Consolas" w:eastAsia="Consolas" w:hAnsi="Consolas"/>
+          <w:b w:val="false"/>
+          <w:bCs w:val="false"/>
+          <w:i w:val="false"/>
+          <w:iCs w:val="false"/>
+          <w:caps/>
+          <w:color w:val="7F838D"/>
+          <w:spacing w:val="24"/>
+          <w:sz w:val="13"/>
+          <w:szCs w:val="13"/>
+        </w:rPr>
+        <w:t xml:space="preserve">Apply   </w:t>
+      </w:r>
+      <w:hyperlink w:history="1" r:id="rIdmt5rszcvjpploarneze16">
+        <w:r>
+          <w:rPr>
+            <w:rFonts w:ascii="Consolas" w:cs="Consolas" w:eastAsia="Consolas" w:hAnsi="Consolas"/>
+            <w:color w:val="1F4E63"/>
+            <w:sz w:val="16"/>
+            <w:szCs w:val="16"/>
+            <w:u w:val="single"/>
+          </w:rPr>
+          <w:t xml:space="preserve">View the posting</w:t>
+        </w:r>
+      </w:hyperlink>
+    </w:p>
+    <w:p>
+      <w:pPr>
+        <w:pBdr>
+          <w:left w:val="single" w:color="1D6144" w:sz="18" w:space="10"/>
+        </w:pBdr>
         <w:spacing w:after="100" w:before="60"/>
         <w:ind w:left="120"/>
       </w:pPr>
@@ -1662,6 +1698,42 @@
         <w:pBdr>
           <w:left w:val="single" w:color="1D6144" w:sz="18" w:space="10"/>
         </w:pBdr>
+        <w:spacing w:after="140" w:before="40"/>
+        <w:ind w:left="120"/>
+      </w:pPr>
+      <w:r>
+        <w:rPr>
+          <w:rFonts w:ascii="Consolas" w:cs="Consolas" w:eastAsia="Consolas" w:hAnsi="Consolas"/>
+          <w:b w:val="false"/>
+          <w:bCs w:val="false"/>
+          <w:i w:val="false"/>
+          <w:iCs w:val="false"/>
+          <w:caps/>
+          <w:color w:val="7F838D"/>
+          <w:spacing w:val="24"/>
+          <w:sz w:val="13"/>
+          <w:szCs w:val="13"/>
+        </w:rPr>
+        <w:t xml:space="preserve">Apply   </w:t>
+      </w:r>
+      <w:hyperlink w:history="1" r:id="rIdu7xyug80g8felty7qervb">
+        <w:r>
+          <w:rPr>
+            <w:rFonts w:ascii="Consolas" w:cs="Consolas" w:eastAsia="Consolas" w:hAnsi="Consolas"/>
+            <w:color w:val="1F4E63"/>
+            <w:sz w:val="16"/>
+            <w:szCs w:val="16"/>
+            <w:u w:val="single"/>
+          </w:rPr>
+          <w:t xml:space="preserve">View the posting</w:t>
+        </w:r>
+      </w:hyperlink>
+    </w:p>
+    <w:p>
+      <w:pPr>
+        <w:pBdr>
+          <w:left w:val="single" w:color="1D6144" w:sz="18" w:space="10"/>
+        </w:pBdr>
         <w:spacing w:after="100" w:before="60"/>
         <w:ind w:left="120"/>
       </w:pPr>
@@ -1874,6 +1946,42 @@
         </w:rPr>
         <w:t xml:space="preserve">United States   ·   first seen 29 Sep</w:t>
       </w:r>
+    </w:p>
+    <w:p>
+      <w:pPr>
+        <w:pBdr>
+          <w:left w:val="single" w:color="1F4E63" w:sz="18" w:space="10"/>
+        </w:pBdr>
+        <w:spacing w:after="140" w:before="40"/>
+        <w:ind w:left="120"/>
+      </w:pPr>
+      <w:r>
+        <w:rPr>
+          <w:rFonts w:ascii="Consolas" w:cs="Consolas" w:eastAsia="Consolas" w:hAnsi="Consolas"/>
+          <w:b w:val="false"/>
+          <w:bCs w:val="false"/>
+          <w:i w:val="false"/>
+          <w:iCs w:val="false"/>
+          <w:caps/>
+          <w:color w:val="7F838D"/>
+          <w:spacing w:val="24"/>
+          <w:sz w:val="13"/>
+          <w:szCs w:val="13"/>
+        </w:rPr>
+        <w:t xml:space="preserve">Apply   </w:t>
+      </w:r>
+      <w:hyperlink w:history="1" r:id="rIdd1dx6jbfd7-bvsfvghmei">
+        <w:r>
+          <w:rPr>
+            <w:rFonts w:ascii="Consolas" w:cs="Consolas" w:eastAsia="Consolas" w:hAnsi="Consolas"/>
+            <w:color w:val="1F4E63"/>
+            <w:sz w:val="16"/>
+            <w:szCs w:val="16"/>
+            <w:u w:val="single"/>
+          </w:rPr>
+          <w:t xml:space="preserve">View the posting</w:t>
+        </w:r>
+      </w:hyperlink>
     </w:p>
     <w:p>
       <w:pPr>
@@ -2163,20 +2271,20 @@
               <w:spacing w:after="0" w:line="280"/>
               <w:jc w:val="left"/>
             </w:pPr>
-            <w:r>
-              <w:rPr>
-                <w:rFonts w:ascii="Calibri" w:cs="Calibri" w:eastAsia="Calibri" w:hAnsi="Calibri"/>
-                <w:b/>
-                <w:bCs/>
-                <w:i w:val="false"/>
-                <w:iCs w:val="false"/>
-                <w:caps w:val="false"/>
-                <w:color w:val="15171C"/>
-                <w:sz w:val="19"/>
-                <w:szCs w:val="19"/>
-              </w:rPr>
-              <w:t xml:space="preserve">Customer Success Manager, Enterprise, GC AI</w:t>
-            </w:r>
+            <w:hyperlink w:history="1" r:id="rIdd2s-wsacl0d02aqawntfh">
+              <w:r>
+                <w:rPr>
+                  <w:rFonts w:ascii="Calibri" w:cs="Calibri" w:eastAsia="Calibri" w:hAnsi="Calibri"/>
+                  <w:b/>
+                  <w:bCs/>
+                  <w:color w:val="1F4E63"/>
+                  <w:sz w:val="19"/>
+                  <w:szCs w:val="19"/>
+                  <w:u w:val="single"/>
+                </w:rPr>
+                <w:t xml:space="preserve">Customer Success Manager, Enterprise, GC AI</w:t>
+              </w:r>
+            </w:hyperlink>
           </w:p>
         </w:tc>
         <w:tc>
@@ -2279,20 +2387,20 @@
               <w:spacing w:after="0" w:line="280"/>
               <w:jc w:val="left"/>
             </w:pPr>
-            <w:r>
-              <w:rPr>
-                <w:rFonts w:ascii="Calibri" w:cs="Calibri" w:eastAsia="Calibri" w:hAnsi="Calibri"/>
-                <w:b/>
-                <w:bCs/>
-                <w:i w:val="false"/>
-                <w:iCs w:val="false"/>
-                <w:caps w:val="false"/>
-                <w:color w:val="15171C"/>
-                <w:sz w:val="19"/>
-                <w:szCs w:val="19"/>
-              </w:rPr>
-              <w:t xml:space="preserve">Senior Customer Success Manager, SecurityScorecard</w:t>
-            </w:r>
+            <w:hyperlink w:history="1" r:id="rIdxfmrxg340he2x9mpyipyi">
+              <w:r>
+                <w:rPr>
+                  <w:rFonts w:ascii="Calibri" w:cs="Calibri" w:eastAsia="Calibri" w:hAnsi="Calibri"/>
+                  <w:b/>
+                  <w:bCs/>
+                  <w:color w:val="1F4E63"/>
+                  <w:sz w:val="19"/>
+                  <w:szCs w:val="19"/>
+                  <w:u w:val="single"/>
+                </w:rPr>
+                <w:t xml:space="preserve">Senior Customer Success Manager, SecurityScorecard</w:t>
+              </w:r>
+            </w:hyperlink>
           </w:p>
         </w:tc>
         <w:tc>
@@ -2395,20 +2503,20 @@
               <w:spacing w:after="0" w:line="280"/>
               <w:jc w:val="left"/>
             </w:pPr>
-            <w:r>
-              <w:rPr>
-                <w:rFonts w:ascii="Calibri" w:cs="Calibri" w:eastAsia="Calibri" w:hAnsi="Calibri"/>
-                <w:b/>
-                <w:bCs/>
-                <w:i w:val="false"/>
-                <w:iCs w:val="false"/>
-                <w:caps w:val="false"/>
-                <w:color w:val="15171C"/>
-                <w:sz w:val="19"/>
-                <w:szCs w:val="19"/>
-              </w:rPr>
-              <w:t xml:space="preserve">Revenue Enablement Program Manager, Cohere</w:t>
-            </w:r>
+            <w:hyperlink w:history="1" r:id="rIdpniibhhtiimkcrldpcfuc">
+              <w:r>
+                <w:rPr>
+                  <w:rFonts w:ascii="Calibri" w:cs="Calibri" w:eastAsia="Calibri" w:hAnsi="Calibri"/>
+                  <w:b/>
+                  <w:bCs/>
+                  <w:color w:val="1F4E63"/>
+                  <w:sz w:val="19"/>
+                  <w:szCs w:val="19"/>
+                  <w:u w:val="single"/>
+                </w:rPr>
+                <w:t xml:space="preserve">Revenue Enablement Program Manager, Cohere</w:t>
+              </w:r>
+            </w:hyperlink>
           </w:p>
         </w:tc>
         <w:tc>
@@ -2511,20 +2619,20 @@
               <w:spacing w:after="0" w:line="280"/>
               <w:jc w:val="left"/>
             </w:pPr>
-            <w:r>
-              <w:rPr>
-                <w:rFonts w:ascii="Calibri" w:cs="Calibri" w:eastAsia="Calibri" w:hAnsi="Calibri"/>
-                <w:b/>
-                <w:bCs/>
-                <w:i w:val="false"/>
-                <w:iCs w:val="false"/>
-                <w:caps w:val="false"/>
-                <w:color w:val="15171C"/>
-                <w:sz w:val="19"/>
-                <w:szCs w:val="19"/>
-              </w:rPr>
-              <w:t xml:space="preserve">Product Enablement Manager, Pacvue</w:t>
-            </w:r>
+            <w:hyperlink w:history="1" r:id="rIdvcsgsqrmdpilf56j5jacx">
+              <w:r>
+                <w:rPr>
+                  <w:rFonts w:ascii="Calibri" w:cs="Calibri" w:eastAsia="Calibri" w:hAnsi="Calibri"/>
+                  <w:b/>
+                  <w:bCs/>
+                  <w:color w:val="1F4E63"/>
+                  <w:sz w:val="19"/>
+                  <w:szCs w:val="19"/>
+                  <w:u w:val="single"/>
+                </w:rPr>
+                <w:t xml:space="preserve">Product Enablement Manager, Pacvue</w:t>
+              </w:r>
+            </w:hyperlink>
           </w:p>
         </w:tc>
         <w:tc>
@@ -2801,6 +2909,42 @@
         <w:pBdr>
           <w:left w:val="single" w:color="8C2F2F" w:sz="18" w:space="10"/>
         </w:pBdr>
+        <w:spacing w:after="140" w:before="40"/>
+        <w:ind w:left="120"/>
+      </w:pPr>
+      <w:r>
+        <w:rPr>
+          <w:rFonts w:ascii="Consolas" w:cs="Consolas" w:eastAsia="Consolas" w:hAnsi="Consolas"/>
+          <w:b w:val="false"/>
+          <w:bCs w:val="false"/>
+          <w:i w:val="false"/>
+          <w:iCs w:val="false"/>
+          <w:caps/>
+          <w:color w:val="7F838D"/>
+          <w:spacing w:val="24"/>
+          <w:sz w:val="13"/>
+          <w:szCs w:val="13"/>
+        </w:rPr>
+        <w:t xml:space="preserve">CHECK ME   </w:t>
+      </w:r>
+      <w:hyperlink w:history="1" r:id="rIdfjlefx3dfimggcug9lr_m">
+        <w:r>
+          <w:rPr>
+            <w:rFonts w:ascii="Consolas" w:cs="Consolas" w:eastAsia="Consolas" w:hAnsi="Consolas"/>
+            <w:color w:val="1F4E63"/>
+            <w:sz w:val="16"/>
+            <w:szCs w:val="16"/>
+            <w:u w:val="single"/>
+          </w:rPr>
+          <w:t xml:space="preserve">View the posting</w:t>
+        </w:r>
+      </w:hyperlink>
+    </w:p>
+    <w:p>
+      <w:pPr>
+        <w:pBdr>
+          <w:left w:val="single" w:color="8C2F2F" w:sz="18" w:space="10"/>
+        </w:pBdr>
         <w:spacing w:after="0" w:before="240"/>
         <w:ind w:left="120"/>
       </w:pPr>
@@ -2911,6 +3055,42 @@
         <w:pBdr>
           <w:left w:val="single" w:color="8C2F2F" w:sz="18" w:space="10"/>
         </w:pBdr>
+        <w:spacing w:after="140" w:before="40"/>
+        <w:ind w:left="120"/>
+      </w:pPr>
+      <w:r>
+        <w:rPr>
+          <w:rFonts w:ascii="Consolas" w:cs="Consolas" w:eastAsia="Consolas" w:hAnsi="Consolas"/>
+          <w:b w:val="false"/>
+          <w:bCs w:val="false"/>
+          <w:i w:val="false"/>
+          <w:iCs w:val="false"/>
+          <w:caps/>
+          <w:color w:val="7F838D"/>
+          <w:spacing w:val="24"/>
+          <w:sz w:val="13"/>
+          <w:szCs w:val="13"/>
+        </w:rPr>
+        <w:t xml:space="preserve">CHECK ME   </w:t>
+      </w:r>
+      <w:hyperlink w:history="1" r:id="rIddyap24pyxky1kluarhmbc">
+        <w:r>
+          <w:rPr>
+            <w:rFonts w:ascii="Consolas" w:cs="Consolas" w:eastAsia="Consolas" w:hAnsi="Consolas"/>
+            <w:color w:val="1F4E63"/>
+            <w:sz w:val="16"/>
+            <w:szCs w:val="16"/>
+            <w:u w:val="single"/>
+          </w:rPr>
+          <w:t xml:space="preserve">View the posting</w:t>
+        </w:r>
+      </w:hyperlink>
+    </w:p>
+    <w:p>
+      <w:pPr>
+        <w:pBdr>
+          <w:left w:val="single" w:color="8C2F2F" w:sz="18" w:space="10"/>
+        </w:pBdr>
         <w:spacing w:after="0" w:before="240"/>
         <w:ind w:left="120"/>
       </w:pPr>
@@ -3021,6 +3201,42 @@
         <w:pBdr>
           <w:left w:val="single" w:color="8C2F2F" w:sz="18" w:space="10"/>
         </w:pBdr>
+        <w:spacing w:after="140" w:before="40"/>
+        <w:ind w:left="120"/>
+      </w:pPr>
+      <w:r>
+        <w:rPr>
+          <w:rFonts w:ascii="Consolas" w:cs="Consolas" w:eastAsia="Consolas" w:hAnsi="Consolas"/>
+          <w:b w:val="false"/>
+          <w:bCs w:val="false"/>
+          <w:i w:val="false"/>
+          <w:iCs w:val="false"/>
+          <w:caps/>
+          <w:color w:val="7F838D"/>
+          <w:spacing w:val="24"/>
+          <w:sz w:val="13"/>
+          <w:szCs w:val="13"/>
+        </w:rPr>
+        <w:t xml:space="preserve">CHECK ME   </w:t>
+      </w:r>
+      <w:hyperlink w:history="1" r:id="rIdlwljdhn50vknzsiu2uryu">
+        <w:r>
+          <w:rPr>
+            <w:rFonts w:ascii="Consolas" w:cs="Consolas" w:eastAsia="Consolas" w:hAnsi="Consolas"/>
+            <w:color w:val="1F4E63"/>
+            <w:sz w:val="16"/>
+            <w:szCs w:val="16"/>
+            <w:u w:val="single"/>
+          </w:rPr>
+          <w:t xml:space="preserve">View the posting</w:t>
+        </w:r>
+      </w:hyperlink>
+    </w:p>
+    <w:p>
+      <w:pPr>
+        <w:pBdr>
+          <w:left w:val="single" w:color="8C2F2F" w:sz="18" w:space="10"/>
+        </w:pBdr>
         <w:spacing w:after="0" w:before="240"/>
         <w:ind w:left="120"/>
       </w:pPr>
@@ -3105,6 +3321,42 @@
         </w:rPr>
         <w:t xml:space="preserve">Not a separate opportunity. This is ServiceNow's posting reposted by a third party: identical text, identical band. Applying to both is applying to one.</w:t>
       </w:r>
+    </w:p>
+    <w:p>
+      <w:pPr>
+        <w:pBdr>
+          <w:left w:val="single" w:color="8C2F2F" w:sz="18" w:space="10"/>
+        </w:pBdr>
+        <w:spacing w:after="140" w:before="40"/>
+        <w:ind w:left="120"/>
+      </w:pPr>
+      <w:r>
+        <w:rPr>
+          <w:rFonts w:ascii="Consolas" w:cs="Consolas" w:eastAsia="Consolas" w:hAnsi="Consolas"/>
+          <w:b w:val="false"/>
+          <w:bCs w:val="false"/>
+          <w:i w:val="false"/>
+          <w:iCs w:val="false"/>
+          <w:caps/>
+          <w:color w:val="7F838D"/>
+          <w:spacing w:val="24"/>
+          <w:sz w:val="13"/>
+          <w:szCs w:val="13"/>
+        </w:rPr>
+        <w:t xml:space="preserve">CHECK ME   </w:t>
+      </w:r>
+      <w:hyperlink w:history="1" r:id="rIdttfvg1ebabxomszd48b1t">
+        <w:r>
+          <w:rPr>
+            <w:rFonts w:ascii="Consolas" w:cs="Consolas" w:eastAsia="Consolas" w:hAnsi="Consolas"/>
+            <w:color w:val="1F4E63"/>
+            <w:sz w:val="16"/>
+            <w:szCs w:val="16"/>
+            <w:u w:val="single"/>
+          </w:rPr>
+          <w:t xml:space="preserve">View the posting</w:t>
+        </w:r>
+      </w:hyperlink>
     </w:p>
     <w:p>
       <w:pPr>
